--- a/content/general/attachments/computer-vision-engineer-jd.docx
+++ b/content/general/attachments/computer-vision-engineer-jd.docx
@@ -198,7 +198,7 @@
         <w:spacing w:after="40"/>
       </w:pPr>
       <w:r>
-        <w:t>3D and depth sensing.</w:t>
+        <w:t>Experience with 3D and depth sensing.</w:t>
       </w:r>
     </w:p>
     <w:p>
@@ -216,7 +216,7 @@
         <w:spacing w:after="40"/>
       </w:pPr>
       <w:r>
-        <w:t>Backend development.</w:t>
+        <w:t>Experience in backend development.</w:t>
       </w:r>
     </w:p>
     <w:p>
